--- a/natija/010.docx
+++ b/natija/010.docx
@@ -8,7 +8,7 @@
         <w:spacing w:after="240"/>
       </w:pPr>
       <w:r>
-        <w:t xml:space="preserve">010. Mikroskop tuzilishi va u bilan ishlash</w:t>
+        <w:t xml:space="preserve">010. Ojeshko usulida bo'yash</w:t>
       </w:r>
     </w:p>
     <w:p>
@@ -26,7 +26,7 @@
         <w:jc w:val="both"/>
       </w:pPr>
       <w:r>
-        <w:t xml:space="preserve">Mikroskop — inson ko'zi ilg'ay olmaydigan mayda ob'ektlarni kattalashtirib ko'rsatadigan optik asbobdir. Bakteriologiyada mikroskop mikroblarning morfologiyasini, o'lchamini, shaklini, joylashuvini va bo'yalish xossalarini o'rganishning asosiy vositasidir [1][2]. Mikroblar o'lchami juda kichik (odatda 0,5–10 mkm) bo'lgani uchun ularni o'rganishda yuqori kattalashtirish beradigan yorug'lik mikroskopi, ayniqsa immersion tizim qo'llaniladi.</w:t>
+        <w:t xml:space="preserve">Ojeshko (Ozheshko) usulida bo'yash — bakteriya sporalarini aniqlashga mo'ljallangan maxsus bo'yash usulidir. Ba'zi bakteriyalar, ayniqsa Bacillus va Clostridium avlodlariga mansub tayoqchalar, noqulay sharoitlarda juda chidamli dam olish shakli — endospora hosil qiladi [1][2]. Sporaning qobig'i zich va suvni, bo'yoqni o'tkazmaydigan bo'lgani uchun uni oddiy usulda bo'yash mumkin emas; shu sababli Ojeshko va shunga o'xshash maxsus usullar qo'llaniladi.</w:t>
       </w:r>
     </w:p>
     <w:p>
@@ -35,25 +35,52 @@
         <w:spacing w:after="120" w:before="200"/>
       </w:pPr>
       <w:r>
-        <w:t xml:space="preserve">Mikroskopning tuzilishi</w:t>
-      </w:r>
-    </w:p>
-    <w:p>
-      <w:pPr>
-        <w:spacing w:after="120" w:line="276"/>
-        <w:jc w:val="both"/>
-      </w:pPr>
-      <w:r>
-        <w:t xml:space="preserve">Yorug'lik mikroskopi uch asosiy qismdan iborat: mexanik, optik va yorituvchi tizim [1][2].</w:t>
-      </w:r>
-    </w:p>
-    <w:p>
-      <w:pPr>
-        <w:spacing w:after="120" w:line="276"/>
-        <w:jc w:val="both"/>
-      </w:pPr>
-      <w:r>
-        <w:t xml:space="preserve">Mexanik qism asbobning asosini va harakatlanuvchi tuzilmalarini o'z ichiga oladi:</w:t>
+        <w:t xml:space="preserve">Sporalarning tuzilishi va bo'yashdagi qiyinchilik</w:t>
+      </w:r>
+    </w:p>
+    <w:p>
+      <w:pPr>
+        <w:spacing w:after="120" w:line="276"/>
+        <w:jc w:val="both"/>
+      </w:pPr>
+      <w:r>
+        <w:t xml:space="preserve">Endospora — bakteriyaning ichida hosil bo'ladigan, ko'p qavatli zich qobiq bilan o'ralgan, suvi kam va yuqori darajada chidamli tuzilmadir. Sporaning qobig'i issiqlik, quritish, kimyoviy moddalar va bo'yoqlarga nihoyatda chidamli [1][2]. Bo'yoqning spora ichiga kirishi uchun uning o'tkazuvchanligini oshiradigan maxsus ishlov — kislota bilan protrava va qizdirish zarur bo'ladi. Ojeshko usuli aynan shu printsipga asoslanadi.</w:t>
+      </w:r>
+    </w:p>
+    <w:p>
+      <w:pPr>
+        <w:pStyle w:val="Heading2"/>
+        <w:spacing w:after="120" w:before="200"/>
+      </w:pPr>
+      <w:r>
+        <w:t xml:space="preserve">Usulning mohiyati</w:t>
+      </w:r>
+    </w:p>
+    <w:p>
+      <w:pPr>
+        <w:spacing w:after="120" w:line="276"/>
+        <w:jc w:val="both"/>
+      </w:pPr>
+      <w:r>
+        <w:t xml:space="preserve">Ojeshko usulida avval preparat xlorid kislotasi bilan qizdirib ishlov beriladi — bu sporaning zich qobig'ini yumshatib, uning bo'yoqqa o'tkazuvchanligini oshiradi [2]. Keyin spora Sil karbol fuksini bilan qizdirib bo'yaladi va kuchli bo'yalgan spora rangini saqlab qoladi, hujayraning vegetativ (asosiy) qismi esa qo'shimcha bo'yoq bilan boshqa rangga bo'yaladi. Natijada spora va vegetativ tana kontrast ranglarda ko'rinadi, bu ularni aniq ajratishga imkon beradi.</w:t>
+      </w:r>
+    </w:p>
+    <w:p>
+      <w:pPr>
+        <w:pStyle w:val="Heading2"/>
+        <w:spacing w:after="120" w:before="200"/>
+      </w:pPr>
+      <w:r>
+        <w:t xml:space="preserve">Bo'yash bosqichlari</w:t>
+      </w:r>
+    </w:p>
+    <w:p>
+      <w:pPr>
+        <w:spacing w:after="120" w:line="276"/>
+        <w:jc w:val="both"/>
+      </w:pPr>
+      <w:r>
+        <w:t xml:space="preserve">Ojeshko usuli quyidagi izchillikda bajariladi [2]:</w:t>
       </w:r>
     </w:p>
     <w:p>
@@ -66,7 +93,7 @@
         <w:spacing w:after="60" w:line="276"/>
       </w:pPr>
       <w:r>
-        <w:t xml:space="preserve">tagkursi (poydevor) va tutqich (shtativ) — asbobni ushlab turadi;</w:t>
+        <w:t xml:space="preserve">Fiksatsiya qilingan preparatga xlorid kislotasi (taxminan 0,5%) tomizilib, alangada bir necha daqiqa qizdiriladi (protrava bosqichi);</w:t>
       </w:r>
     </w:p>
     <w:p>
@@ -79,7 +106,7 @@
         <w:spacing w:after="60" w:line="276"/>
       </w:pPr>
       <w:r>
-        <w:t xml:space="preserve">buyum stoli (predmet stoli) — tekshiriladigan preparat qo'yiladigan joy;</w:t>
+        <w:t xml:space="preserve">Preparat sovitilib, suv bilan yaxshilab yuviladi va qayta quritilib fiksatsiya qilinadi;</w:t>
       </w:r>
     </w:p>
     <w:p>
@@ -92,7 +119,7 @@
         <w:spacing w:after="60" w:line="276"/>
       </w:pPr>
       <w:r>
-        <w:t xml:space="preserve">tubus — ob'ektiv va okulyarni bog'lovchi naycha;</w:t>
+        <w:t xml:space="preserve">Surtma Sil karbol fuksini bilan qoplanib, filtr qog'oz orqali bug' chiqquncha bir necha marta qizdiriladi;</w:t>
       </w:r>
     </w:p>
     <w:p>
@@ -105,7 +132,7 @@
         <w:spacing w:after="60" w:line="276"/>
       </w:pPr>
       <w:r>
-        <w:t xml:space="preserve">revolver — ob'ektivlarni almashtiruvchi aylanma qism;</w:t>
+        <w:t xml:space="preserve">Preparat sovitilib, suv bilan yuviladi va kislota-spirt yoki suyultirilgan kislota bilan rangsizlantiriladi;</w:t>
       </w:r>
     </w:p>
     <w:p>
@@ -118,51 +145,16 @@
         <w:spacing w:after="60" w:line="276"/>
       </w:pPr>
       <w:r>
-        <w:t xml:space="preserve">makro- va mikrovintlar — tasvirni qo'pol va aniq fokuslash uchun.</w:t>
-      </w:r>
-    </w:p>
-    <w:p>
-      <w:pPr>
-        <w:spacing w:after="120" w:line="276"/>
-        <w:jc w:val="both"/>
-      </w:pPr>
-      <w:r>
-        <w:t xml:space="preserve">Optik qism tasvirni kattalashtiruvchi linzalardan iborat [1][2]:</w:t>
-      </w:r>
-    </w:p>
-    <w:p>
-      <w:pPr>
-        <w:pStyle w:val="ListParagraph"/>
-        <w:numPr>
-          <w:ilvl w:val="0"/>
-          <w:numId w:val="2"/>
-        </w:numPr>
-        <w:spacing w:after="60" w:line="276"/>
-      </w:pPr>
-      <w:r>
-        <w:t xml:space="preserve">okulyar — ko'zga yaqin linza, odatda 7x, 10x yoki 15x kattalashtiradi;</w:t>
-      </w:r>
-    </w:p>
-    <w:p>
-      <w:pPr>
-        <w:pStyle w:val="ListParagraph"/>
-        <w:numPr>
-          <w:ilvl w:val="0"/>
-          <w:numId w:val="2"/>
-        </w:numPr>
-        <w:spacing w:after="60" w:line="276"/>
-      </w:pPr>
-      <w:r>
-        <w:t xml:space="preserve">ob'ektivlar — preparatga yaqin linzalar: kichik (8–10x), katta (40x) va immersion (90–100x).</w:t>
-      </w:r>
-    </w:p>
-    <w:p>
-      <w:pPr>
-        <w:spacing w:after="120" w:line="276"/>
-        <w:jc w:val="both"/>
-      </w:pPr>
-      <w:r>
-        <w:t xml:space="preserve">Yorituvchi tizim preparatni yoritishni ta'minlaydi va quyidagilardan tashkil topadi: yorug'lik manbai (ko'zgu yoki o'rnatilgan lampa), kondensor (yorug'likni to'playdi) va diafragma (yorug'lik oqimini tartibga soladi) [1][2].</w:t>
+        <w:t xml:space="preserve">Qo'shimcha bo'yoq (metilen ko'ki) bilan bo'yalib, yuvib quritiladi va immersion ob'ektiv ostida ko'riladi.</w:t>
+      </w:r>
+    </w:p>
+    <w:p>
+      <w:pPr>
+        <w:spacing w:after="120" w:line="276"/>
+        <w:jc w:val="both"/>
+      </w:pPr>
+      <w:r>
+        <w:t xml:space="preserve">Natijada sporalar qizil (rubin) rangda, vegetativ hujayra (bakteriya tanasi) esa ko'k rangda ko'rinadi [2]. Bu sporaning hujayra ichidagi joylashuvini (markaziy, terminal yoki subterminal) va shaklini aniqlashga yordam beradi — bu belgilar mikrobni identifikatsiya qilishda muhim.</w:t>
       </w:r>
     </w:p>
     <w:p>
@@ -171,16 +163,25 @@
         <w:spacing w:after="120" w:before="200"/>
       </w:pPr>
       <w:r>
-        <w:t xml:space="preserve">Umumiy kattalashtirishni hisoblash</w:t>
-      </w:r>
-    </w:p>
-    <w:p>
-      <w:pPr>
-        <w:spacing w:after="120" w:line="276"/>
-        <w:jc w:val="both"/>
-      </w:pPr>
-      <w:r>
-        <w:t xml:space="preserve">Mikroskopning umumiy kattalashtirishi okulyar va ob'ektiv kattalashtirishlarining ko'paytmasiga teng [1][2]. Masalan, okulyar 10x va immersion ob'ektiv 100x bo'lsa, umumiy kattalashtirish 10 × 100 = 1000 marta bo'ladi. Bakteriyalarni o'rganish uchun odatda aynan shu — 1000x kattalashtirish qo'llaniladi, chunki mayda mikroblar faqat shunday kattalashtirishda aniq ko'rinadi.</w:t>
+        <w:t xml:space="preserve">Endospora nima va u qachon hosil bo'ladi</w:t>
+      </w:r>
+    </w:p>
+    <w:p>
+      <w:pPr>
+        <w:spacing w:after="120" w:line="276"/>
+        <w:jc w:val="both"/>
+      </w:pPr>
+      <w:r>
+        <w:t xml:space="preserve">Endospora — bakteriyaning hayotiy faoliyati uchun noqulay sharoitlar (oziq moddalar yetishmasligi, qurg'oqchilik, harorat o'zgarishi) yuzaga kelganda hosil bo'ladigan dam olish shaklidir [1][2]. Spora ichida bakteriyaning genetik materiali va eng zarur fermentlari minimal suv bilan zich qobiqqa o'ralgan holda saqlanadi. Sharoit yaxshilanganda spora yana vegetativ (faol) hujayraga aylanadi — bu jarayon germinatsiya deb ataladi. Faqat ayrim bakteriyalar, asosan Bacillus va Clostridium avlodlari, spora hosil qilish qobiliyatiga ega.</w:t>
+      </w:r>
+    </w:p>
+    <w:p>
+      <w:pPr>
+        <w:spacing w:after="120" w:line="276"/>
+        <w:jc w:val="both"/>
+      </w:pPr>
+      <w:r>
+        <w:t xml:space="preserve">Sporaning yuqori chidamliligi uning tarkibidagi kam suv miqdori, kaltsiy dipikolinat va maxsus himoya oqsillari bilan bog'liq [1][2]. Aynan shu chidamlilik tufayli sporali mikroblarni yo'q qilish uchun kuchli sterilizatsiya usullari (bosim ostida bug' bilan avtoklavlash) talab qilinadi; oddiy qaynatish yoki ko'pchilik dezinfektantlar sporalarni o'ldira olmaydi. Shu sababli spora hosil qilish qobiliyati ham diagnostik, ham sterilizatsiya nuqtai nazaridan muhim ahamiyatga ega.</w:t>
       </w:r>
     </w:p>
     <w:p>
@@ -189,16 +190,34 @@
         <w:spacing w:after="120" w:before="200"/>
       </w:pPr>
       <w:r>
-        <w:t xml:space="preserve">Immersion tizim bilan ishlash</w:t>
-      </w:r>
-    </w:p>
-    <w:p>
-      <w:pPr>
-        <w:spacing w:after="120" w:line="276"/>
-        <w:jc w:val="both"/>
-      </w:pPr>
-      <w:r>
-        <w:t xml:space="preserve">Immersion ob'ektiv (100x) bilan ishlashda preparat ustiga maxsus immersion moy (sidr moyi) tomiziladi va ob'ektiv bevosita shu moyga botiriladi [1][2]. Immersion moyning sindirish ko'rsatkichi oynanikiga yaqin bo'lgani uchun yorug'lik nurlari sochilmay, ob'ektivga to'liq tushadi — bu tasvir aniqligi (razresheniye) va yorqinligini sezilarli oshiradi. Immersionsiz bu ob'ektivda aniq tasvir olib bo'lmaydi.</w:t>
+        <w:t xml:space="preserve">Natijaning diagnostik ahamiyati</w:t>
+      </w:r>
+    </w:p>
+    <w:p>
+      <w:pPr>
+        <w:spacing w:after="120" w:line="276"/>
+        <w:jc w:val="both"/>
+      </w:pPr>
+      <w:r>
+        <w:t xml:space="preserve">Sporaning joylashuvi va o'lchami turli mikroblarni farqlashda ahamiyatlidir. Masalan, Clostridium tetani da spora terminal joylashib, hujayraga "baraban cho'pi" ko'rinishini beradi; Bacillus anthracis da spora markazda joylashadi va hujayrani deformatsiyaga uchratmaydi [1][2]. Shu bois spora bo'yash patogen sporali bakteriyalarni (botulizm, qoqshol, kuydirgi qo'zg'atuvchilari) aniqlashda yordamchi usul bo'lib xizmat qiladi.</w:t>
+      </w:r>
+    </w:p>
+    <w:p>
+      <w:pPr>
+        <w:spacing w:after="120" w:line="276"/>
+        <w:jc w:val="both"/>
+      </w:pPr>
+      <w:r>
+        <w:t xml:space="preserve">Spora joylashuvi bo'yicha uch asosiy variant ajratiladi: markaziy (hujayra o'rtasida), terminal (hujayra uchida) va subterminal (uchga yaqin) [1][2]. Bundan tashqari, sporaning diametri vegetativ hujayra kengligidan katta yoki kichikligi ham hisobga olinadi — agar spora hujayrani kengaytirsa, bu Clostridium avlodiga ko'proq xos. Bu belgilar birgalikda mikrobni dastlabki guruhlashda yordam beradi, biroq yakuniy identifikatsiya kultural va biokimyoviy xossalar asosida amalga oshiriladi.</w:t>
+      </w:r>
+    </w:p>
+    <w:p>
+      <w:pPr>
+        <w:spacing w:after="120" w:line="276"/>
+        <w:jc w:val="both"/>
+      </w:pPr>
+      <w:r>
+        <w:t xml:space="preserve">Shuni ta'kidlash kerakki, sporalarni oddiy bo'yash usulida ham ba'zan ko'rish mumkin — ular bo'yalmagan, yorug' joylar (hujayra ichidagi rangsiz oval tuzilmalar) sifatida namoyon bo'ladi. Biroq bunday ko'rinish faqat sporaning borligiga shubha uyg'otadi; uni ishonchli aniqlash va joylashuvini baholash uchun aynan maxsus spora bo'yash usullari qo'llaniladi [1][2].</w:t>
       </w:r>
     </w:p>
     <w:p>
@@ -207,81 +226,16 @@
         <w:spacing w:after="120" w:before="200"/>
       </w:pPr>
       <w:r>
-        <w:t xml:space="preserve">Mikroskop bilan ishlash tartibi</w:t>
-      </w:r>
-    </w:p>
-    <w:p>
-      <w:pPr>
-        <w:spacing w:after="120" w:line="276"/>
-        <w:jc w:val="both"/>
-      </w:pPr>
-      <w:r>
-        <w:t xml:space="preserve">Immersion mikroskopiya quyidagi izchillikda bajariladi [1][2]:</w:t>
-      </w:r>
-    </w:p>
-    <w:p>
-      <w:pPr>
-        <w:pStyle w:val="ListParagraph"/>
-        <w:numPr>
-          <w:ilvl w:val="0"/>
-          <w:numId w:val="3"/>
-        </w:numPr>
-        <w:spacing w:after="60" w:line="276"/>
-      </w:pPr>
-      <w:r>
-        <w:t xml:space="preserve">Mikroskop yorug' joyga qo'yilib, yorituvchi tizim sozlanadi, diafragma to'liq ochiladi;</w:t>
-      </w:r>
-    </w:p>
-    <w:p>
-      <w:pPr>
-        <w:pStyle w:val="ListParagraph"/>
-        <w:numPr>
-          <w:ilvl w:val="0"/>
-          <w:numId w:val="3"/>
-        </w:numPr>
-        <w:spacing w:after="60" w:line="276"/>
-      </w:pPr>
-      <w:r>
-        <w:t xml:space="preserve">Bo'yalgan va quritilgan preparat buyum stoliga mahkamlanadi;</w:t>
-      </w:r>
-    </w:p>
-    <w:p>
-      <w:pPr>
-        <w:pStyle w:val="ListParagraph"/>
-        <w:numPr>
-          <w:ilvl w:val="0"/>
-          <w:numId w:val="3"/>
-        </w:numPr>
-        <w:spacing w:after="60" w:line="276"/>
-      </w:pPr>
-      <w:r>
-        <w:t xml:space="preserve">Surtma ustiga bir tomchi immersion moy tomiziladi;</w:t>
-      </w:r>
-    </w:p>
-    <w:p>
-      <w:pPr>
-        <w:pStyle w:val="ListParagraph"/>
-        <w:numPr>
-          <w:ilvl w:val="0"/>
-          <w:numId w:val="3"/>
-        </w:numPr>
-        <w:spacing w:after="60" w:line="276"/>
-      </w:pPr>
-      <w:r>
-        <w:t xml:space="preserve">Revolver orqali immersion ob'ektiv (100x) o'rnatiladi va makrovint bilan ob'ektiv ehtiyotkorlik bilan moyga tushiriladi;</w:t>
-      </w:r>
-    </w:p>
-    <w:p>
-      <w:pPr>
-        <w:pStyle w:val="ListParagraph"/>
-        <w:numPr>
-          <w:ilvl w:val="0"/>
-          <w:numId w:val="3"/>
-        </w:numPr>
-        <w:spacing w:after="60" w:line="276"/>
-      </w:pPr>
-      <w:r>
-        <w:t xml:space="preserve">Okulyardan qarab, mikrovint bilan tasvir aniq fokuslanadi va preparat ko'zdan kechiriladi.</w:t>
+        <w:t xml:space="preserve">Boshqa spora bo'yash usullari bilan taqqoslash</w:t>
+      </w:r>
+    </w:p>
+    <w:p>
+      <w:pPr>
+        <w:spacing w:after="120" w:line="276"/>
+        <w:jc w:val="both"/>
+      </w:pPr>
+      <w:r>
+        <w:t xml:space="preserve">Sporalarni bo'yashning Ojeshko usulidan tashqari boshqa variantlari ham mavjud, jumladan Shaeffer-Fulton usuli (malaxit yashili bilan spora qizdirib bo'yaladi, vegetativ qism safranin bilan qizil bo'yaladi) [1]. Barcha spora bo'yash usullarining umumiy printsipi bir xil: zich qobiqni yengish uchun qizdirish va kuchli bo'yoq qo'llash, so'ngra vegetativ qismni kontrast rang bilan ajratish.</w:t>
       </w:r>
     </w:p>
     <w:p>
@@ -290,25 +244,25 @@
         <w:spacing w:after="120" w:before="200"/>
       </w:pPr>
       <w:r>
-        <w:t xml:space="preserve">Aniqlik (razresheniye) tushunchasi</w:t>
-      </w:r>
-    </w:p>
-    <w:p>
-      <w:pPr>
-        <w:spacing w:after="120" w:line="276"/>
-        <w:jc w:val="both"/>
-      </w:pPr>
-      <w:r>
-        <w:t xml:space="preserve">Mikroskopning eng muhim xususiyati faqat kattalashtirish emas, balki aniqlik — ikki yaqin nuqtani alohida ko'ra olish qobiliyatidir [1][3]. Yorug'lik mikroskopining aniqligi ishlatilayotgan yorug'lik to'lqin uzunligi va ob'ektivning son apperturasi (NA) bilan belgilanadi. Immersion moy son apperturasini oshirib, aniqlikni yaxshilaydi; aynan shu sababli bakteriyalar kabi mayda ob'ektlarni o'rganishda immersion tizim zarur. Oddiy yorug'lik mikroskopida eng kichik aniqlik taxminan 0,2 mkm atrofida bo'lib, bu ko'pchilik bakteriyalarni ko'rishga yetarli, biroq viruslarni ko'rish uchun yetarli emas — ular elektron mikroskopda o'rganiladi.</w:t>
-      </w:r>
-    </w:p>
-    <w:p>
-      <w:pPr>
-        <w:spacing w:after="120" w:line="276"/>
-        <w:jc w:val="both"/>
-      </w:pPr>
-      <w:r>
-        <w:t xml:space="preserve">Shu bois kattalashtirishni cheksiz oshirish ma'nosiz: ma'lum chegaradan keyin tasvir kattalashsa-da, aniqlik ortmaydi va faqat xira, "bo'sh" kattalashtirish hosil bo'ladi [1][3]. Sifatli tasvir uchun kattalashtirish, aniqlik va to'g'ri yoritish muvozanatda bo'lishi kerak.</w:t>
+        <w:t xml:space="preserve">Amaliy ahamiyati va sterilizatsiya bilan bog'liqligi</w:t>
+      </w:r>
+    </w:p>
+    <w:p>
+      <w:pPr>
+        <w:spacing w:after="120" w:line="276"/>
+        <w:jc w:val="both"/>
+      </w:pPr>
+      <w:r>
+        <w:t xml:space="preserve">Spora bo'yash usullari klinik va sanitar mikrobiologiyada bir qancha vazifalarni bajaradi [1][2]. Birinchidan, ular sporali patogen mikroblarni (kuydirgi, qoqshol, botulizm, gazli gangrena qo'zg'atuvchilari) morfologik jihatdan aniqlashda yordam beradi. Ikkinchidan, oziq-ovqat va suv namunalarini tekshirishda sporali mikroblarni aniqlash sifat nazorati uchun muhim. Uchinchidan, sterilizatsiya samaradorligini biologik nazorat qilishda chidamli spora shtammlaridan (masalan, Bacillus turlari sporalari) indikator sifatida foydalaniladi.</w:t>
+      </w:r>
+    </w:p>
+    <w:p>
+      <w:pPr>
+        <w:spacing w:after="120" w:line="276"/>
+        <w:jc w:val="both"/>
+      </w:pPr>
+      <w:r>
+        <w:t xml:space="preserve">Sporaning yuqori chidamliligi uni sterilizatsiya jarayonining ishonchliligini baholashda ideal sinov ob'ektiga aylantiradi: agar sterilizatsiya hatto eng chidamli sporalarni ham o'ldira olsa, u boshqa barcha mikroblarni albatta yo'q qiladi [1][2]. Shu bois spora morfologiyasini va uning chidamliligini tushunish nafaqat tashxis, balki laboratoriyada xavfsizlik va sterilizatsiya nazorati uchun ham zarur bilimdir.</w:t>
       </w:r>
     </w:p>
     <w:p>
@@ -317,139 +271,6 @@
         <w:spacing w:after="120" w:before="200"/>
       </w:pPr>
       <w:r>
-        <w:t xml:space="preserve">Mikroskop turlari haqida qisqacha</w:t>
-      </w:r>
-    </w:p>
-    <w:p>
-      <w:pPr>
-        <w:spacing w:after="120" w:line="276"/>
-        <w:jc w:val="both"/>
-      </w:pPr>
-      <w:r>
-        <w:t xml:space="preserve">Yorug'lik mikroskopining bir necha maxsus turlari mavjud [1][3]: yorug' maydonli (oddiy, eng keng tarqalgan), qorong'i maydonli (tirik, bo'yalmagan mikroblarni, masalan spiroxetalarni ko'rish uchun), faza-kontrast (bo'yalmagan tirik hujayralar tuzilishini kuzatish uchun) va flyuoressent mikroskop (maxsus bo'yoqlar bilan ishlaganda). Bakteriologik laboratoriyada asosan yorug' maydonli immersion mikroskop qo'llaniladi, qolgan turlar esa maxsus tekshiruvlar uchun ishlatiladi.</w:t>
-      </w:r>
-    </w:p>
-    <w:p>
-      <w:pPr>
-        <w:pStyle w:val="Heading2"/>
-        <w:spacing w:after="120" w:before="200"/>
-      </w:pPr>
-      <w:r>
-        <w:t xml:space="preserve">Parvarish va saqlash qoidalari</w:t>
-      </w:r>
-    </w:p>
-    <w:p>
-      <w:pPr>
-        <w:spacing w:after="120" w:line="276"/>
-        <w:jc w:val="both"/>
-      </w:pPr>
-      <w:r>
-        <w:t xml:space="preserve">Ishdan so'ng immersion ob'ektiv maxsus yumshoq salfetka bilan tozalanadi — moy linzada qolsa, u quyuqlashib tasvir sifatini buzadi [1]. Mikroskop changdan himoyalangan holda, quruq va salqin joyda saqlanadi, ustiga qoplama yopiladi. Optik qismlarni qo'l bilan ushlash va qattiq materiallar bilan artish taqiqlanadi. Asbob ehtiyotkorlik bilan, ikki qo'l bilan ko'tarib ko'chiriladi.</w:t>
-      </w:r>
-    </w:p>
-    <w:p>
-      <w:pPr>
-        <w:pStyle w:val="Heading2"/>
-        <w:spacing w:after="120" w:before="200"/>
-      </w:pPr>
-      <w:r>
-        <w:t xml:space="preserve">Yoritishni to'g'ri sozlash</w:t>
-      </w:r>
-    </w:p>
-    <w:p>
-      <w:pPr>
-        <w:spacing w:after="120" w:line="276"/>
-        <w:jc w:val="both"/>
-      </w:pPr>
-      <w:r>
-        <w:t xml:space="preserve">Sifatli tasvir olish uchun yoritish to'g'ri sozlanishi shart. Immersion ob'ektiv bilan ishlashda kondensor yuqori ko'tariladi va diafragma yetarlicha ochiladi, chunki yuqori kattalashtirish ko'proq yorug'likni talab qiladi [1][3]. Agar yorug'lik yetarli bo'lmasa, tasvir qorong'i va kam kontrastli bo'ladi; aksincha, diafragma haddan tashqari ochilsa, tasvir yorqin bo'lsa-da, kontrast kamayadi. Shu bois har bir preparat uchun yoritish individual sozlanadi. Klassik usulda Kyoler yoritishi qo'llanilib, u bir tekis va maksimal kontrastli tasvir beradi.</w:t>
-      </w:r>
-    </w:p>
-    <w:p>
-      <w:pPr>
-        <w:pStyle w:val="Heading2"/>
-        <w:spacing w:after="120" w:before="200"/>
-      </w:pPr>
-      <w:r>
-        <w:t xml:space="preserve">Ko'p uchraydigan muammolar va ularni bartaraf etish</w:t>
-      </w:r>
-    </w:p>
-    <w:p>
-      <w:pPr>
-        <w:spacing w:after="120" w:line="276"/>
-        <w:jc w:val="both"/>
-      </w:pPr>
-      <w:r>
-        <w:t xml:space="preserve">Mikroskop bilan ishlashda quyidagi muammolar tez-tez uchraydi [1][3]:</w:t>
-      </w:r>
-    </w:p>
-    <w:p>
-      <w:pPr>
-        <w:pStyle w:val="ListParagraph"/>
-        <w:numPr>
-          <w:ilvl w:val="0"/>
-          <w:numId w:val="2"/>
-        </w:numPr>
-        <w:spacing w:after="60" w:line="276"/>
-      </w:pPr>
-      <w:r>
-        <w:t xml:space="preserve">tasvir xira — immersion moy ishlatilmagani yoki linza iflosligi sababli; moy qo'shiladi, linza tozalanadi;</w:t>
-      </w:r>
-    </w:p>
-    <w:p>
-      <w:pPr>
-        <w:pStyle w:val="ListParagraph"/>
-        <w:numPr>
-          <w:ilvl w:val="0"/>
-          <w:numId w:val="2"/>
-        </w:numPr>
-        <w:spacing w:after="60" w:line="276"/>
-      </w:pPr>
-      <w:r>
-        <w:t xml:space="preserve">tasvir qorong'i — yoritish yetarli emas; diafragma va kondensor sozlanadi;</w:t>
-      </w:r>
-    </w:p>
-    <w:p>
-      <w:pPr>
-        <w:pStyle w:val="ListParagraph"/>
-        <w:numPr>
-          <w:ilvl w:val="0"/>
-          <w:numId w:val="2"/>
-        </w:numPr>
-        <w:spacing w:after="60" w:line="276"/>
-      </w:pPr>
-      <w:r>
-        <w:t xml:space="preserve">tasvir topilmaydi — fokuslash noto'g'ri yoki preparat teskari qo'yilgan;</w:t>
-      </w:r>
-    </w:p>
-    <w:p>
-      <w:pPr>
-        <w:pStyle w:val="ListParagraph"/>
-        <w:numPr>
-          <w:ilvl w:val="0"/>
-          <w:numId w:val="2"/>
-        </w:numPr>
-        <w:spacing w:after="60" w:line="276"/>
-      </w:pPr>
-      <w:r>
-        <w:t xml:space="preserve">linzada dog' — eski moy quyuqlashgan; ob'ektiv maxsus eritma bilan tozalanadi.</w:t>
-      </w:r>
-    </w:p>
-    <w:p>
-      <w:pPr>
-        <w:spacing w:after="120" w:line="276"/>
-        <w:jc w:val="both"/>
-      </w:pPr>
-      <w:r>
-        <w:t xml:space="preserve">Bu muammolarning aksariyati asbobni to'g'ri parvarishlash va ishlash tartibiga rioya qilish orqali oldini olinadi. Mikroskop bilan ishlash ko'nikmasi amaliyot orqali mustahkamlanadi va tajribali laborant tasvirni tez, aniq sozlaydi [1][3].</w:t>
-      </w:r>
-    </w:p>
-    <w:p>
-      <w:pPr>
-        <w:pStyle w:val="Heading2"/>
-        <w:spacing w:after="120" w:before="200"/>
-      </w:pPr>
-      <w:r>
         <w:t xml:space="preserve">Xulosa</w:t>
       </w:r>
     </w:p>
@@ -459,7 +280,7 @@
         <w:jc w:val="both"/>
       </w:pPr>
       <w:r>
-        <w:t xml:space="preserve">Mikroskop — bakteriologik tadqiqotning asosiy asbobi bo'lib, uning mexanik, optik va yorituvchi qismlari birgalikda mikroblarning aniq tasvirini beradi. Immersion tizim bilan 1000x kattalashtirishda ishlash, to'g'ri fokuslash va asbobni ehtiyotkorlik bilan parvarishlash sifatli mikroskopik tahlilning asosiy shartlaridir. Mikroskop bilan to'g'ri ishlash ko'nikmasi har bir laboratoriya xodimi uchun zarur asosiy malakadir. Asbobning imkoniyatlari va cheklovlarini, ayniqsa aniqlik tushunchasini bilish, olingan tasvirni to'g'ri talqin qilish va mikroblar morfologiyasini ishonchli baholash imkonini beradi. Shu bilan birga, asbobni ehtiyotkorlik bilan parvarishlash uning uzoq va aniq ishlashini ta'minlaydi. Zamonaviy bakteriologik tashxisda mikroskopiya natijalari kultural va biokimyoviy tekshiruvlar bilan birgalikda yakuniy xulosaga asos bo'ladi.</w:t>
+        <w:t xml:space="preserve">Ojeshko usuli — bakteriya endosporalarini aniqlashga imkon beradigan maxsus bo'yash usulidir. Sporaning zich qobig'ini kislota va qizdirish bilan bo'yoqqa o'tkazuvchan qilish usulning asosiy g'oyasidir. Spora va vegetativ hujayraning kontrast bo'yalishi ularning joylashuvini va shaklini aniqlashga yordam berib, sporali patogen mikroblarni tashxislashda hamda sterilizatsiya nazoratida qimmatli ma'lumot beradi. Shu sababli bu usul klinik va sanitar mikrobiologiyaning amaliy jihatdan muhim vositalaridan biri hisoblanadi.</w:t>
       </w:r>
     </w:p>
     <w:p>
@@ -492,7 +313,7 @@
         <w:spacing w:after="80" w:line="260"/>
       </w:pPr>
       <w:r>
-        <w:t xml:space="preserve">3. Murray PR, Rosenthal KS, Pfaller MA. Medical Microbiology. 9th ed. Philadelphia: Elsevier; 2021. ISBN 978-0-323-67322-8.</w:t>
+        <w:t xml:space="preserve">3. Procop GW, et al. Koneman's Color Atlas and Textbook of Diagnostic Microbiology. 7th ed. Philadelphia: Wolters Kluwer; 2017. ISBN 978-1-4511-1659-5.</w:t>
       </w:r>
     </w:p>
     <w:sectPr>
@@ -696,12 +517,6 @@
     </w:lvlOverride>
   </w:num>
   <w:num w:numId="2">
-    <w:abstractNumId w:val="2"/>
-    <w:lvlOverride w:ilvl="0">
-      <w:startOverride w:val="1"/>
-    </w:lvlOverride>
-  </w:num>
-  <w:num w:numId="3">
     <w:abstractNumId w:val="3"/>
     <w:lvlOverride w:ilvl="0">
       <w:startOverride w:val="1"/>
